--- a/docs/paper/submission/jocs_upload/Highlights.docx
+++ b/docs/paper/submission/jocs_upload/Highlights.docx
@@ -19,7 +19,7 @@
     <w:p>
       <w:r>
         <w:rPr/>
-        <w:t xml:space="preserve">• Wall-following coordinates take that bound from 25x to 0.0044x, on 200/200 cases</w:t>
+        <w:t xml:space="preserve">• Wall-following coordinates cut the interpolation bound from 25x to 0.0044x, 200/200</w:t>
       </w:r>
     </w:p>
     <w:p>
